--- a/docs/quarto/index.docx
+++ b/docs/quarto/index.docx
@@ -7,7 +7,7 @@
         <w:pStyle w:val="Title"/>
       </w:pPr>
       <w:r>
-        <w:t xml:space="preserve">In-Hospital Outcomes of Variceal Haemorrhage in Patients with Myeloproliferative Neoplasms (NIS 2017–2022)</w:t>
+        <w:t xml:space="preserve">In-Hospital Outcomes of Variceal Haemorrhage in Patients With and Without Myeloproliferative Neoplasms (NIS 2017–2022)</w:t>
       </w:r>
     </w:p>
     <w:p>
@@ -241,7 +241,7 @@
         <w:t xml:space="preserve">Statistical Analysis</w:t>
       </w:r>
       <w:r>
-        <w:t xml:space="preserve">: Univariable and multivariable analyses were conducted to evaluate the association between adrenal insufficiency and inpatient outcomes among sepsis hospitalizations:</w:t>
+        <w:t xml:space="preserve">: Univariable and multivariable analyses were conducted to evaluate the association between MPN and inpatient outcomes among variceal hemorrhage hospitalizations:</w:t>
       </w:r>
     </w:p>
     <w:p>
